--- a/docs/bukit-wahid-functional-doc.docx
+++ b/docs/bukit-wahid-functional-doc.docx
@@ -710,12 +710,13 @@
             <w:shd w:fill="F2F2F2" w:val="clear"/>
           </w:tcPr>
           <w:p>
-            <w:r/>
-            <w:r>
-              <w:rPr>
-                <w:sz w:val="20"/>
-              </w:rPr>
-              <w:t>Password minimal 5 karakter.</w:t>
+            <w:r>
+              <w:t>Password minimal 6 karakter.</w:t>
+            </w:r>
+            <w:r>
+              <w:rPr>
+                <w:sz w:val="20"/>
+              </w:rPr>
             </w:r>
           </w:p>
         </w:tc>
@@ -6107,7 +6108,7 @@
         <w:pStyle w:val="ListNumber"/>
       </w:pPr>
       <w:r>
-        <w:t>Tambah: Klik Tambah Warga, isi form (NIK, KK, Nama*, Email, Telepon, Gender, TTL, Golongan Darah, Pekerjaan, Agama, Foto), Simpan.</w:t>
+        <w:t>Tambah: Klik Tambah Warga, isi form (NIK, KK, Nama*, Email, Telepon, Gender, TTL, Golongan Darah, Pekerjaan, Agama, Foto), Simpan. (Saat ini tidak tersedia di admin web.)</w:t>
       </w:r>
     </w:p>
     <w:p>
@@ -6115,7 +6116,7 @@
         <w:pStyle w:val="ListNumber"/>
       </w:pPr>
       <w:r>
-        <w:t>Edit: Klik ikon pensil, ubah data, Simpan.</w:t>
+        <w:t>Edit: Klik ikon pensil, ubah data, Simpan. (Saat ini tidak tersedia di admin web.)</w:t>
       </w:r>
     </w:p>
     <w:p>
@@ -6269,7 +6270,7 @@
         <w:pStyle w:val="ListNumber"/>
       </w:pPr>
       <w:r>
-        <w:t>Tambah/Edit: Form dengan RT, Kavling, Alamat, Blok, No, Luas Tanah, Luas Bangunan, Pemilik.</w:t>
+        <w:t>Edit: Form dengan RT, Kavling, Alamat, Blok, No, Luas Tanah, Luas Bangunan, Pemilik. (Tambah rumah tidak tersedia — rumah dibuat melalui registrasi keluarga.)</w:t>
       </w:r>
     </w:p>
     <w:p>
@@ -9395,7 +9396,7 @@
         <w:pStyle w:val="ListNumber"/>
       </w:pPr>
       <w:r>
-        <w:t>Status: Open → Approve/Approve Treasurer/Reject.</w:t>
+        <w:t>Status: Open → Approve/Approve Treasurer/Reject. (Proses approval dilakukan melalui aplikasi mobile.)</w:t>
       </w:r>
     </w:p>
     <w:p>
@@ -12340,7 +12341,7 @@
         <w:pStyle w:val="ListNumber"/>
       </w:pPr>
       <w:r>
-        <w:t>Operasi CRUD sama seperti Berita Warga.</w:t>
+        <w:t>Operasi CRUD sama seperti Berita Warga (tanpa workflow publish/unpublish — konten langsung tampil).</w:t>
       </w:r>
     </w:p>
     <w:p>
@@ -14230,7 +14231,7 @@
         <w:pStyle w:val="ListNumber"/>
       </w:pPr>
       <w:r>
-        <w:t>Ubah Status: Pilih status baru (Diproses/Selesai/Ditolak) → Simpan.</w:t>
+        <w:t>Ubah Status: Pilih status baru (Diproses/Selesai/Ditolak) → Simpan. (Dilakukan melalui aplikasi mobile — admin web hanya melihat &amp; memfilter pengaduan.)</w:t>
       </w:r>
     </w:p>
     <w:p>
@@ -14328,7 +14329,7 @@
         <w:pStyle w:val="ListNumber"/>
       </w:pPr>
       <w:r>
-        <w:t>Ubah Status: Pilih Diproses atau Selesai.</w:t>
+        <w:t>Ubah Status: Pilih Diproses atau Selesai. (Dilakukan melalui aplikasi mobile — admin web hanya melihat daftar &amp; mengunduh surat.)</w:t>
       </w:r>
     </w:p>
     <w:p>
@@ -14336,7 +14337,7 @@
         <w:pStyle w:val="ListNumber"/>
       </w:pPr>
       <w:r>
-        <w:t>Upload Balasan: Saat ubah ke Selesai, upload file balasan.</w:t>
+        <w:t>Upload Balasan: Saat ubah ke Selesai, upload file balasan. (Dilakukan melalui aplikasi mobile.)</w:t>
       </w:r>
     </w:p>
     <w:p>
